--- a/docs/guides/CODEGRAPH_INTEGRATION.docx
+++ b/docs/guides/CODEGRAPH_INTEGRATION.docx
@@ -7,10 +7,60 @@
         <w:pStyle w:val="Title"/>
       </w:pPr>
       <w:r>
-        <w:t xml:space="preserve">CodeGraph Integration</w:t>
-      </w:r>
-    </w:p>
-    <w:bookmarkStart w:id="23" w:name="codegraph-integration"/>
+        <w:t xml:space="preserve">Herald</w:t>
+      </w:r>
+    </w:p>
+    <w:p>
+      <w:pPr>
+        <w:pStyle w:val="FirstParagraph"/>
+      </w:pPr>
+      <w:r>
+        <w:drawing>
+          <wp:inline>
+            <wp:extent cx="1625600" cy="1625600"/>
+            <wp:effectExtent b="0" l="0" r="0" t="0"/>
+            <wp:docPr descr="Herald" title="" id="10" name="Picture"/>
+            <a:graphic>
+              <a:graphicData uri="http://schemas.openxmlformats.org/drawingml/2006/picture">
+                <pic:pic>
+                  <pic:nvPicPr>
+                    <pic:cNvPr descr="../../assets/logo/herald_logo_square_128.png" id="11" name="Picture"/>
+                    <pic:cNvPicPr>
+                      <a:picLocks noChangeArrowheads="1" noChangeAspect="1"/>
+                    </pic:cNvPicPr>
+                  </pic:nvPicPr>
+                  <pic:blipFill>
+                    <a:blip r:embed="rId9"/>
+                    <a:stretch>
+                      <a:fillRect/>
+                    </a:stretch>
+                  </pic:blipFill>
+                  <pic:spPr bwMode="auto">
+                    <a:xfrm>
+                      <a:off x="0" y="0"/>
+                      <a:ext cx="1625600" cy="1625600"/>
+                    </a:xfrm>
+                    <a:prstGeom prst="rect">
+                      <a:avLst/>
+                    </a:prstGeom>
+                    <a:noFill/>
+                    <a:ln w="9525">
+                      <a:noFill/>
+                      <a:headEnd/>
+                      <a:tailEnd/>
+                    </a:ln>
+                  </pic:spPr>
+                </pic:pic>
+              </a:graphicData>
+            </a:graphic>
+          </wp:inline>
+        </w:drawing>
+      </w:r>
+      <w:r>
+        <w:t xml:space="preserve">{width=96px height=96px}</w:t>
+      </w:r>
+    </w:p>
+    <w:bookmarkStart w:id="26" w:name="codegraph-integration"/>
     <w:p>
       <w:pPr>
         <w:pStyle w:val="Heading1"/>
@@ -357,7 +407,7 @@
         </w:tc>
       </w:tr>
     </w:tbl>
-    <w:bookmarkStart w:id="9" w:name="table-of-contents"/>
+    <w:bookmarkStart w:id="12" w:name="table-of-contents"/>
     <w:p>
       <w:pPr>
         <w:pStyle w:val="Heading2"/>
@@ -587,8 +637,8 @@
         </w:r>
       </w:hyperlink>
     </w:p>
-    <w:bookmarkEnd w:id="9"/>
-    <w:bookmarkStart w:id="10" w:name="X1321fd7184b185c1b4a7b478a9d44615d94c272"/>
+    <w:bookmarkEnd w:id="12"/>
+    <w:bookmarkStart w:id="13" w:name="X1321fd7184b185c1b4a7b478a9d44615d94c272"/>
     <w:p>
       <w:pPr>
         <w:pStyle w:val="Heading2"/>
@@ -642,8 +692,8 @@
         <w:t xml:space="preserve">Per Universal Constitution §11.4.78 (CodeGraph code-intelligence mandate) every consuming project should adopt CodeGraph. This document is Herald's adoption record.</w:t>
       </w:r>
     </w:p>
-    <w:bookmarkEnd w:id="10"/>
-    <w:bookmarkStart w:id="11" w:name="X860321df7deeda3c91b338a47d2e56b871c222e"/>
+    <w:bookmarkEnd w:id="13"/>
+    <w:bookmarkStart w:id="14" w:name="X860321df7deeda3c91b338a47d2e56b871c222e"/>
     <w:p>
       <w:pPr>
         <w:pStyle w:val="Heading2"/>
@@ -943,8 +993,8 @@
         <w:t xml:space="preserve">IS tracked — it carries the include/exclude globs.</w:t>
       </w:r>
     </w:p>
-    <w:bookmarkEnd w:id="11"/>
-    <w:bookmarkStart w:id="12" w:name="X14ba8e4feb4616d057d0bd75dd70017d591293a"/>
+    <w:bookmarkEnd w:id="14"/>
+    <w:bookmarkStart w:id="15" w:name="X14ba8e4feb4616d057d0bd75dd70017d591293a"/>
     <w:p>
       <w:pPr>
         <w:pStyle w:val="Heading2"/>
@@ -1117,8 +1167,8 @@
         <w:t xml:space="preserve">to refresh.</w:t>
       </w:r>
     </w:p>
-    <w:bookmarkEnd w:id="12"/>
-    <w:bookmarkStart w:id="20" w:name="X8cca8d50f3c0dd6a7cbf8cf695f2eb634c8c772"/>
+    <w:bookmarkEnd w:id="15"/>
+    <w:bookmarkStart w:id="23" w:name="X8cca8d50f3c0dd6a7cbf8cf695f2eb634c8c772"/>
     <w:p>
       <w:pPr>
         <w:pStyle w:val="Heading2"/>
@@ -1181,7 +1231,7 @@
         <w:t xml:space="preserve">tool that maps to the same query semantics as the CLI.</w:t>
       </w:r>
     </w:p>
-    <w:bookmarkStart w:id="13" w:name="X0a4964ba9c4fb5359e4ce69a9a1e02e2c3e6501"/>
+    <w:bookmarkStart w:id="16" w:name="X0a4964ba9c4fb5359e4ce69a9a1e02e2c3e6501"/>
     <w:p>
       <w:pPr>
         <w:pStyle w:val="Heading3"/>
@@ -1574,8 +1624,8 @@
         <w:t xml:space="preserve">tool.</w:t>
       </w:r>
     </w:p>
-    <w:bookmarkEnd w:id="13"/>
-    <w:bookmarkStart w:id="14" w:name="Xab4bea444a6032b180e3414abc95db4f03ab1fc"/>
+    <w:bookmarkEnd w:id="16"/>
+    <w:bookmarkStart w:id="17" w:name="Xab4bea444a6032b180e3414abc95db4f03ab1fc"/>
     <w:p>
       <w:pPr>
         <w:pStyle w:val="Heading3"/>
@@ -1858,8 +1908,8 @@
         <w:t xml:space="preserve">}</w:t>
       </w:r>
     </w:p>
-    <w:bookmarkEnd w:id="14"/>
-    <w:bookmarkStart w:id="15" w:name="X5a33bf35226dfa3fe8b36dd8ef201ae0289d056"/>
+    <w:bookmarkEnd w:id="17"/>
+    <w:bookmarkStart w:id="18" w:name="X5a33bf35226dfa3fe8b36dd8ef201ae0289d056"/>
     <w:p>
       <w:pPr>
         <w:pStyle w:val="Heading3"/>
@@ -1913,8 +1963,8 @@
         <w:t xml:space="preserve">Select Codex CLI when prompted.</w:t>
       </w:r>
     </w:p>
-    <w:bookmarkEnd w:id="15"/>
-    <w:bookmarkStart w:id="16" w:name="Xa924a8f46cf074e3abab3688ae1273c22896645"/>
+    <w:bookmarkEnd w:id="18"/>
+    <w:bookmarkStart w:id="19" w:name="Xa924a8f46cf074e3abab3688ae1273c22896645"/>
     <w:p>
       <w:pPr>
         <w:pStyle w:val="Heading3"/>
@@ -1974,8 +2024,8 @@
         <w:t xml:space="preserve">as in §4.1.</w:t>
       </w:r>
     </w:p>
-    <w:bookmarkEnd w:id="16"/>
-    <w:bookmarkStart w:id="17" w:name="Xd12d0b5d2b9e416fa72173edfd5e468941f7faa"/>
+    <w:bookmarkEnd w:id="19"/>
+    <w:bookmarkStart w:id="20" w:name="Xd12d0b5d2b9e416fa72173edfd5e468941f7faa"/>
     <w:p>
       <w:pPr>
         <w:pStyle w:val="Heading3"/>
@@ -2284,8 +2334,8 @@
         <w:t xml:space="preserve">if the wiring needs Herald-side code.</w:t>
       </w:r>
     </w:p>
-    <w:bookmarkEnd w:id="17"/>
-    <w:bookmarkStart w:id="18" w:name="Xfaf93096c50ad60f672782e1963e590f850e5e2"/>
+    <w:bookmarkEnd w:id="20"/>
+    <w:bookmarkStart w:id="21" w:name="Xfaf93096c50ad60f672782e1963e590f850e5e2"/>
     <w:p>
       <w:pPr>
         <w:pStyle w:val="Heading3"/>
@@ -2326,8 +2376,8 @@
         <w:t xml:space="preserve">payload above is the same.</w:t>
       </w:r>
     </w:p>
-    <w:bookmarkEnd w:id="18"/>
-    <w:bookmarkStart w:id="19" w:name="X26e828414d10d87a6ec9d331c2208fb1bfff99d"/>
+    <w:bookmarkEnd w:id="21"/>
+    <w:bookmarkStart w:id="22" w:name="X26e828414d10d87a6ec9d331c2208fb1bfff99d"/>
     <w:p>
       <w:pPr>
         <w:pStyle w:val="Heading3"/>
@@ -2625,9 +2675,9 @@
         <w:t xml:space="preserve">}</w:t>
       </w:r>
     </w:p>
-    <w:bookmarkEnd w:id="19"/>
-    <w:bookmarkEnd w:id="20"/>
-    <w:bookmarkStart w:id="21" w:name="X1e943438739eebbf3346f1f3e47d16d05260b66"/>
+    <w:bookmarkEnd w:id="22"/>
+    <w:bookmarkEnd w:id="23"/>
+    <w:bookmarkStart w:id="24" w:name="X1e943438739eebbf3346f1f3e47d16d05260b66"/>
     <w:p>
       <w:pPr>
         <w:pStyle w:val="Heading2"/>
@@ -2812,8 +2862,8 @@
         <w:t xml:space="preserve">).</w:t>
       </w:r>
     </w:p>
-    <w:bookmarkEnd w:id="21"/>
-    <w:bookmarkStart w:id="22" w:name="X3201749852603fe0fc6e41a98925dcb6a85f48d"/>
+    <w:bookmarkEnd w:id="24"/>
+    <w:bookmarkStart w:id="25" w:name="X3201749852603fe0fc6e41a98925dcb6a85f48d"/>
     <w:p>
       <w:pPr>
         <w:pStyle w:val="Heading2"/>
@@ -3016,8 +3066,8 @@
         <w:t xml:space="preserve">— Subagent-driven-by-default. CodeGraph is the substrate that makes the subagent default cheap (≈ 92% fewer tool calls per its benchmarks); the two clauses compose: subagents-by-default for parallelism + CodeGraph for per-subagent efficiency.</w:t>
       </w:r>
     </w:p>
-    <w:bookmarkEnd w:id="22"/>
-    <w:bookmarkEnd w:id="23"/>
+    <w:bookmarkEnd w:id="25"/>
+    <w:bookmarkEnd w:id="26"/>
     <w:sectPr>
       <w:footnotePr>
         <w:numRestart w:val="eachSect"/>

--- a/docs/guides/CODEGRAPH_INTEGRATION.docx
+++ b/docs/guides/CODEGRAPH_INTEGRATION.docx
@@ -10,57 +10,7 @@
         <w:t xml:space="preserve">Herald</w:t>
       </w:r>
     </w:p>
-    <w:p>
-      <w:pPr>
-        <w:pStyle w:val="FirstParagraph"/>
-      </w:pPr>
-      <w:r>
-        <w:drawing>
-          <wp:inline>
-            <wp:extent cx="1625600" cy="1625600"/>
-            <wp:effectExtent b="0" l="0" r="0" t="0"/>
-            <wp:docPr descr="Herald" title="" id="10" name="Picture"/>
-            <a:graphic>
-              <a:graphicData uri="http://schemas.openxmlformats.org/drawingml/2006/picture">
-                <pic:pic>
-                  <pic:nvPicPr>
-                    <pic:cNvPr descr="../../assets/logo/herald_logo_square_128.png" id="11" name="Picture"/>
-                    <pic:cNvPicPr>
-                      <a:picLocks noChangeArrowheads="1" noChangeAspect="1"/>
-                    </pic:cNvPicPr>
-                  </pic:nvPicPr>
-                  <pic:blipFill>
-                    <a:blip r:embed="rId9"/>
-                    <a:stretch>
-                      <a:fillRect/>
-                    </a:stretch>
-                  </pic:blipFill>
-                  <pic:spPr bwMode="auto">
-                    <a:xfrm>
-                      <a:off x="0" y="0"/>
-                      <a:ext cx="1625600" cy="1625600"/>
-                    </a:xfrm>
-                    <a:prstGeom prst="rect">
-                      <a:avLst/>
-                    </a:prstGeom>
-                    <a:noFill/>
-                    <a:ln w="9525">
-                      <a:noFill/>
-                      <a:headEnd/>
-                      <a:tailEnd/>
-                    </a:ln>
-                  </pic:spPr>
-                </pic:pic>
-              </a:graphicData>
-            </a:graphic>
-          </wp:inline>
-        </w:drawing>
-      </w:r>
-      <w:r>
-        <w:t xml:space="preserve">{width=96px height=96px}</w:t>
-      </w:r>
-    </w:p>
-    <w:bookmarkStart w:id="26" w:name="codegraph-integration"/>
+    <w:bookmarkStart w:id="23" w:name="codegraph-integration"/>
     <w:p>
       <w:pPr>
         <w:pStyle w:val="Heading1"/>
@@ -407,7 +357,7 @@
         </w:tc>
       </w:tr>
     </w:tbl>
-    <w:bookmarkStart w:id="12" w:name="table-of-contents"/>
+    <w:bookmarkStart w:id="9" w:name="table-of-contents"/>
     <w:p>
       <w:pPr>
         <w:pStyle w:val="Heading2"/>
@@ -637,8 +587,8 @@
         </w:r>
       </w:hyperlink>
     </w:p>
-    <w:bookmarkEnd w:id="12"/>
-    <w:bookmarkStart w:id="13" w:name="X1321fd7184b185c1b4a7b478a9d44615d94c272"/>
+    <w:bookmarkEnd w:id="9"/>
+    <w:bookmarkStart w:id="10" w:name="X1321fd7184b185c1b4a7b478a9d44615d94c272"/>
     <w:p>
       <w:pPr>
         <w:pStyle w:val="Heading2"/>
@@ -692,8 +642,8 @@
         <w:t xml:space="preserve">Per Universal Constitution §11.4.78 (CodeGraph code-intelligence mandate) every consuming project should adopt CodeGraph. This document is Herald's adoption record.</w:t>
       </w:r>
     </w:p>
-    <w:bookmarkEnd w:id="13"/>
-    <w:bookmarkStart w:id="14" w:name="X860321df7deeda3c91b338a47d2e56b871c222e"/>
+    <w:bookmarkEnd w:id="10"/>
+    <w:bookmarkStart w:id="11" w:name="X860321df7deeda3c91b338a47d2e56b871c222e"/>
     <w:p>
       <w:pPr>
         <w:pStyle w:val="Heading2"/>
@@ -993,8 +943,8 @@
         <w:t xml:space="preserve">IS tracked — it carries the include/exclude globs.</w:t>
       </w:r>
     </w:p>
-    <w:bookmarkEnd w:id="14"/>
-    <w:bookmarkStart w:id="15" w:name="X14ba8e4feb4616d057d0bd75dd70017d591293a"/>
+    <w:bookmarkEnd w:id="11"/>
+    <w:bookmarkStart w:id="12" w:name="X14ba8e4feb4616d057d0bd75dd70017d591293a"/>
     <w:p>
       <w:pPr>
         <w:pStyle w:val="Heading2"/>
@@ -1167,8 +1117,8 @@
         <w:t xml:space="preserve">to refresh.</w:t>
       </w:r>
     </w:p>
-    <w:bookmarkEnd w:id="15"/>
-    <w:bookmarkStart w:id="23" w:name="X8cca8d50f3c0dd6a7cbf8cf695f2eb634c8c772"/>
+    <w:bookmarkEnd w:id="12"/>
+    <w:bookmarkStart w:id="20" w:name="X8cca8d50f3c0dd6a7cbf8cf695f2eb634c8c772"/>
     <w:p>
       <w:pPr>
         <w:pStyle w:val="Heading2"/>
@@ -1231,7 +1181,7 @@
         <w:t xml:space="preserve">tool that maps to the same query semantics as the CLI.</w:t>
       </w:r>
     </w:p>
-    <w:bookmarkStart w:id="16" w:name="X0a4964ba9c4fb5359e4ce69a9a1e02e2c3e6501"/>
+    <w:bookmarkStart w:id="13" w:name="X0a4964ba9c4fb5359e4ce69a9a1e02e2c3e6501"/>
     <w:p>
       <w:pPr>
         <w:pStyle w:val="Heading3"/>
@@ -1624,8 +1574,8 @@
         <w:t xml:space="preserve">tool.</w:t>
       </w:r>
     </w:p>
-    <w:bookmarkEnd w:id="16"/>
-    <w:bookmarkStart w:id="17" w:name="Xab4bea444a6032b180e3414abc95db4f03ab1fc"/>
+    <w:bookmarkEnd w:id="13"/>
+    <w:bookmarkStart w:id="14" w:name="Xab4bea444a6032b180e3414abc95db4f03ab1fc"/>
     <w:p>
       <w:pPr>
         <w:pStyle w:val="Heading3"/>
@@ -1908,8 +1858,8 @@
         <w:t xml:space="preserve">}</w:t>
       </w:r>
     </w:p>
-    <w:bookmarkEnd w:id="17"/>
-    <w:bookmarkStart w:id="18" w:name="X5a33bf35226dfa3fe8b36dd8ef201ae0289d056"/>
+    <w:bookmarkEnd w:id="14"/>
+    <w:bookmarkStart w:id="15" w:name="X5a33bf35226dfa3fe8b36dd8ef201ae0289d056"/>
     <w:p>
       <w:pPr>
         <w:pStyle w:val="Heading3"/>
@@ -1963,8 +1913,8 @@
         <w:t xml:space="preserve">Select Codex CLI when prompted.</w:t>
       </w:r>
     </w:p>
-    <w:bookmarkEnd w:id="18"/>
-    <w:bookmarkStart w:id="19" w:name="Xa924a8f46cf074e3abab3688ae1273c22896645"/>
+    <w:bookmarkEnd w:id="15"/>
+    <w:bookmarkStart w:id="16" w:name="Xa924a8f46cf074e3abab3688ae1273c22896645"/>
     <w:p>
       <w:pPr>
         <w:pStyle w:val="Heading3"/>
@@ -2024,660 +1974,660 @@
         <w:t xml:space="preserve">as in §4.1.</w:t>
       </w:r>
     </w:p>
+    <w:bookmarkEnd w:id="16"/>
+    <w:bookmarkStart w:id="17" w:name="Xd12d0b5d2b9e416fa72173edfd5e468941f7faa"/>
+    <w:p>
+      <w:pPr>
+        <w:pStyle w:val="Heading3"/>
+      </w:pPr>
+      <w:r>
+        <w:t xml:space="preserve">4.5 Kimi CLI</w:t>
+      </w:r>
+    </w:p>
+    <w:p>
+      <w:pPr>
+        <w:pStyle w:val="FirstParagraph"/>
+      </w:pPr>
+      <w:r>
+        <w:t xml:space="preserve">Kimi CLI's MCP support is configured via</w:t>
+      </w:r>
+      <w:r>
+        <w:t xml:space="preserve"> </w:t>
+      </w:r>
+      <w:r>
+        <w:rPr>
+          <w:rStyle w:val="VerbatimChar"/>
+        </w:rPr>
+        <w:t xml:space="preserve">~/.kimi/mcp.json</w:t>
+      </w:r>
+      <w:r>
+        <w:t xml:space="preserve"> </w:t>
+      </w:r>
+      <w:r>
+        <w:t xml:space="preserve">(subject to upstream changes):</w:t>
+      </w:r>
+    </w:p>
+    <w:p>
+      <w:pPr>
+        <w:pStyle w:val="SourceCode"/>
+      </w:pPr>
+      <w:r>
+        <w:rPr>
+          <w:rStyle w:val="FunctionTok"/>
+        </w:rPr>
+        <w:t xml:space="preserve">{</w:t>
+      </w:r>
+      <w:r>
+        <w:br/>
+      </w:r>
+      <w:r>
+        <w:rPr>
+          <w:rStyle w:val="NormalTok"/>
+        </w:rPr>
+        <w:t xml:space="preserve">  </w:t>
+      </w:r>
+      <w:r>
+        <w:rPr>
+          <w:rStyle w:val="DataTypeTok"/>
+        </w:rPr>
+        <w:t xml:space="preserve">"servers"</w:t>
+      </w:r>
+      <w:r>
+        <w:rPr>
+          <w:rStyle w:val="FunctionTok"/>
+        </w:rPr>
+        <w:t xml:space="preserve">:</w:t>
+      </w:r>
+      <w:r>
+        <w:rPr>
+          <w:rStyle w:val="NormalTok"/>
+        </w:rPr>
+        <w:t xml:space="preserve"> </w:t>
+      </w:r>
+      <w:r>
+        <w:rPr>
+          <w:rStyle w:val="FunctionTok"/>
+        </w:rPr>
+        <w:t xml:space="preserve">{</w:t>
+      </w:r>
+      <w:r>
+        <w:br/>
+      </w:r>
+      <w:r>
+        <w:rPr>
+          <w:rStyle w:val="NormalTok"/>
+        </w:rPr>
+        <w:t xml:space="preserve">    </w:t>
+      </w:r>
+      <w:r>
+        <w:rPr>
+          <w:rStyle w:val="DataTypeTok"/>
+        </w:rPr>
+        <w:t xml:space="preserve">"codegraph"</w:t>
+      </w:r>
+      <w:r>
+        <w:rPr>
+          <w:rStyle w:val="FunctionTok"/>
+        </w:rPr>
+        <w:t xml:space="preserve">:</w:t>
+      </w:r>
+      <w:r>
+        <w:rPr>
+          <w:rStyle w:val="NormalTok"/>
+        </w:rPr>
+        <w:t xml:space="preserve"> </w:t>
+      </w:r>
+      <w:r>
+        <w:rPr>
+          <w:rStyle w:val="FunctionTok"/>
+        </w:rPr>
+        <w:t xml:space="preserve">{</w:t>
+      </w:r>
+      <w:r>
+        <w:br/>
+      </w:r>
+      <w:r>
+        <w:rPr>
+          <w:rStyle w:val="NormalTok"/>
+        </w:rPr>
+        <w:t xml:space="preserve">      </w:t>
+      </w:r>
+      <w:r>
+        <w:rPr>
+          <w:rStyle w:val="DataTypeTok"/>
+        </w:rPr>
+        <w:t xml:space="preserve">"command"</w:t>
+      </w:r>
+      <w:r>
+        <w:rPr>
+          <w:rStyle w:val="FunctionTok"/>
+        </w:rPr>
+        <w:t xml:space="preserve">:</w:t>
+      </w:r>
+      <w:r>
+        <w:rPr>
+          <w:rStyle w:val="NormalTok"/>
+        </w:rPr>
+        <w:t xml:space="preserve"> </w:t>
+      </w:r>
+      <w:r>
+        <w:rPr>
+          <w:rStyle w:val="StringTok"/>
+        </w:rPr>
+        <w:t xml:space="preserve">"npx"</w:t>
+      </w:r>
+      <w:r>
+        <w:rPr>
+          <w:rStyle w:val="FunctionTok"/>
+        </w:rPr>
+        <w:t xml:space="preserve">,</w:t>
+      </w:r>
+      <w:r>
+        <w:br/>
+      </w:r>
+      <w:r>
+        <w:rPr>
+          <w:rStyle w:val="NormalTok"/>
+        </w:rPr>
+        <w:t xml:space="preserve">      </w:t>
+      </w:r>
+      <w:r>
+        <w:rPr>
+          <w:rStyle w:val="DataTypeTok"/>
+        </w:rPr>
+        <w:t xml:space="preserve">"args"</w:t>
+      </w:r>
+      <w:r>
+        <w:rPr>
+          <w:rStyle w:val="FunctionTok"/>
+        </w:rPr>
+        <w:t xml:space="preserve">:</w:t>
+      </w:r>
+      <w:r>
+        <w:rPr>
+          <w:rStyle w:val="NormalTok"/>
+        </w:rPr>
+        <w:t xml:space="preserve"> </w:t>
+      </w:r>
+      <w:r>
+        <w:rPr>
+          <w:rStyle w:val="OtherTok"/>
+        </w:rPr>
+        <w:t xml:space="preserve">[</w:t>
+      </w:r>
+      <w:r>
+        <w:rPr>
+          <w:rStyle w:val="StringTok"/>
+        </w:rPr>
+        <w:t xml:space="preserve">"-y"</w:t>
+      </w:r>
+      <w:r>
+        <w:rPr>
+          <w:rStyle w:val="OtherTok"/>
+        </w:rPr>
+        <w:t xml:space="preserve">,</w:t>
+      </w:r>
+      <w:r>
+        <w:rPr>
+          <w:rStyle w:val="NormalTok"/>
+        </w:rPr>
+        <w:t xml:space="preserve"> </w:t>
+      </w:r>
+      <w:r>
+        <w:rPr>
+          <w:rStyle w:val="StringTok"/>
+        </w:rPr>
+        <w:t xml:space="preserve">"@colbymchenry/codegraph"</w:t>
+      </w:r>
+      <w:r>
+        <w:rPr>
+          <w:rStyle w:val="OtherTok"/>
+        </w:rPr>
+        <w:t xml:space="preserve">,</w:t>
+      </w:r>
+      <w:r>
+        <w:rPr>
+          <w:rStyle w:val="NormalTok"/>
+        </w:rPr>
+        <w:t xml:space="preserve"> </w:t>
+      </w:r>
+      <w:r>
+        <w:rPr>
+          <w:rStyle w:val="StringTok"/>
+        </w:rPr>
+        <w:t xml:space="preserve">"serve"</w:t>
+      </w:r>
+      <w:r>
+        <w:rPr>
+          <w:rStyle w:val="OtherTok"/>
+        </w:rPr>
+        <w:t xml:space="preserve">,</w:t>
+      </w:r>
+      <w:r>
+        <w:rPr>
+          <w:rStyle w:val="NormalTok"/>
+        </w:rPr>
+        <w:t xml:space="preserve"> </w:t>
+      </w:r>
+      <w:r>
+        <w:rPr>
+          <w:rStyle w:val="StringTok"/>
+        </w:rPr>
+        <w:t xml:space="preserve">"--mcp"</w:t>
+      </w:r>
+      <w:r>
+        <w:rPr>
+          <w:rStyle w:val="OtherTok"/>
+        </w:rPr>
+        <w:t xml:space="preserve">]</w:t>
+      </w:r>
+      <w:r>
+        <w:br/>
+      </w:r>
+      <w:r>
+        <w:rPr>
+          <w:rStyle w:val="NormalTok"/>
+        </w:rPr>
+        <w:t xml:space="preserve">    </w:t>
+      </w:r>
+      <w:r>
+        <w:rPr>
+          <w:rStyle w:val="FunctionTok"/>
+        </w:rPr>
+        <w:t xml:space="preserve">}</w:t>
+      </w:r>
+      <w:r>
+        <w:br/>
+      </w:r>
+      <w:r>
+        <w:rPr>
+          <w:rStyle w:val="NormalTok"/>
+        </w:rPr>
+        <w:t xml:space="preserve">  </w:t>
+      </w:r>
+      <w:r>
+        <w:rPr>
+          <w:rStyle w:val="FunctionTok"/>
+        </w:rPr>
+        <w:t xml:space="preserve">}</w:t>
+      </w:r>
+      <w:r>
+        <w:br/>
+      </w:r>
+      <w:r>
+        <w:rPr>
+          <w:rStyle w:val="FunctionTok"/>
+        </w:rPr>
+        <w:t xml:space="preserve">}</w:t>
+      </w:r>
+    </w:p>
+    <w:p>
+      <w:pPr>
+        <w:pStyle w:val="FirstParagraph"/>
+      </w:pPr>
+      <w:r>
+        <w:t xml:space="preserve">If Kimi CLI's MCP path differs from the canonical Claude Code shape (the spec is still evolving), the operator MUST adjust per the active Kimi CLI version's docs. Filed as</w:t>
+      </w:r>
+      <w:r>
+        <w:t xml:space="preserve"> </w:t>
+      </w:r>
+      <w:r>
+        <w:rPr>
+          <w:rStyle w:val="VerbatimChar"/>
+        </w:rPr>
+        <w:t xml:space="preserve">HRD-083</w:t>
+      </w:r>
+      <w:r>
+        <w:t xml:space="preserve"> </w:t>
+      </w:r>
+      <w:r>
+        <w:t xml:space="preserve">if the wiring needs Herald-side code.</w:t>
+      </w:r>
+    </w:p>
+    <w:bookmarkEnd w:id="17"/>
+    <w:bookmarkStart w:id="18" w:name="Xfaf93096c50ad60f672782e1963e590f850e5e2"/>
+    <w:p>
+      <w:pPr>
+        <w:pStyle w:val="Heading3"/>
+      </w:pPr>
+      <w:r>
+        <w:t xml:space="preserve">4.6 Crush</w:t>
+      </w:r>
+    </w:p>
+    <w:p>
+      <w:pPr>
+        <w:pStyle w:val="FirstParagraph"/>
+      </w:pPr>
+      <w:r>
+        <w:t xml:space="preserve">Crush's MCP wiring follows the same pattern. Consult Crush's MCP docs for the exact config-file path; the</w:t>
+      </w:r>
+      <w:r>
+        <w:t xml:space="preserve"> </w:t>
+      </w:r>
+      <w:r>
+        <w:rPr>
+          <w:rStyle w:val="VerbatimChar"/>
+        </w:rPr>
+        <w:t xml:space="preserve">command</w:t>
+      </w:r>
+      <w:r>
+        <w:t xml:space="preserve">/</w:t>
+      </w:r>
+      <w:r>
+        <w:rPr>
+          <w:rStyle w:val="VerbatimChar"/>
+        </w:rPr>
+        <w:t xml:space="preserve">args</w:t>
+      </w:r>
+      <w:r>
+        <w:t xml:space="preserve"> </w:t>
+      </w:r>
+      <w:r>
+        <w:t xml:space="preserve">payload above is the same.</w:t>
+      </w:r>
+    </w:p>
+    <w:bookmarkEnd w:id="18"/>
+    <w:bookmarkStart w:id="19" w:name="X26e828414d10d87a6ec9d331c2208fb1bfff99d"/>
+    <w:p>
+      <w:pPr>
+        <w:pStyle w:val="Heading3"/>
+      </w:pPr>
+      <w:r>
+        <w:t xml:space="preserve">4.7 Qwen Code</w:t>
+      </w:r>
+    </w:p>
+    <w:p>
+      <w:pPr>
+        <w:pStyle w:val="FirstParagraph"/>
+      </w:pPr>
+      <w:r>
+        <w:t xml:space="preserve">Qwen Code MCP support is documented in the parent constitution submodule's</w:t>
+      </w:r>
+      <w:r>
+        <w:t xml:space="preserve"> </w:t>
+      </w:r>
+      <w:r>
+        <w:rPr>
+          <w:rStyle w:val="VerbatimChar"/>
+        </w:rPr>
+        <w:t xml:space="preserve">QWEN.md</w:t>
+      </w:r>
+      <w:r>
+        <w:t xml:space="preserve">. Add the same MCP server block to</w:t>
+      </w:r>
+      <w:r>
+        <w:t xml:space="preserve"> </w:t>
+      </w:r>
+      <w:r>
+        <w:rPr>
+          <w:rStyle w:val="VerbatimChar"/>
+        </w:rPr>
+        <w:t xml:space="preserve">~/.qwen/mcp.json</w:t>
+      </w:r>
+      <w:r>
+        <w:t xml:space="preserve"> </w:t>
+      </w:r>
+      <w:r>
+        <w:t xml:space="preserve">(or per active Qwen Code version's MCP config path):</w:t>
+      </w:r>
+    </w:p>
+    <w:p>
+      <w:pPr>
+        <w:pStyle w:val="SourceCode"/>
+      </w:pPr>
+      <w:r>
+        <w:rPr>
+          <w:rStyle w:val="FunctionTok"/>
+        </w:rPr>
+        <w:t xml:space="preserve">{</w:t>
+      </w:r>
+      <w:r>
+        <w:br/>
+      </w:r>
+      <w:r>
+        <w:rPr>
+          <w:rStyle w:val="NormalTok"/>
+        </w:rPr>
+        <w:t xml:space="preserve">  </w:t>
+      </w:r>
+      <w:r>
+        <w:rPr>
+          <w:rStyle w:val="DataTypeTok"/>
+        </w:rPr>
+        <w:t xml:space="preserve">"mcpServers"</w:t>
+      </w:r>
+      <w:r>
+        <w:rPr>
+          <w:rStyle w:val="FunctionTok"/>
+        </w:rPr>
+        <w:t xml:space="preserve">:</w:t>
+      </w:r>
+      <w:r>
+        <w:rPr>
+          <w:rStyle w:val="NormalTok"/>
+        </w:rPr>
+        <w:t xml:space="preserve"> </w:t>
+      </w:r>
+      <w:r>
+        <w:rPr>
+          <w:rStyle w:val="FunctionTok"/>
+        </w:rPr>
+        <w:t xml:space="preserve">{</w:t>
+      </w:r>
+      <w:r>
+        <w:br/>
+      </w:r>
+      <w:r>
+        <w:rPr>
+          <w:rStyle w:val="NormalTok"/>
+        </w:rPr>
+        <w:t xml:space="preserve">    </w:t>
+      </w:r>
+      <w:r>
+        <w:rPr>
+          <w:rStyle w:val="DataTypeTok"/>
+        </w:rPr>
+        <w:t xml:space="preserve">"codegraph"</w:t>
+      </w:r>
+      <w:r>
+        <w:rPr>
+          <w:rStyle w:val="FunctionTok"/>
+        </w:rPr>
+        <w:t xml:space="preserve">:</w:t>
+      </w:r>
+      <w:r>
+        <w:rPr>
+          <w:rStyle w:val="NormalTok"/>
+        </w:rPr>
+        <w:t xml:space="preserve"> </w:t>
+      </w:r>
+      <w:r>
+        <w:rPr>
+          <w:rStyle w:val="FunctionTok"/>
+        </w:rPr>
+        <w:t xml:space="preserve">{</w:t>
+      </w:r>
+      <w:r>
+        <w:br/>
+      </w:r>
+      <w:r>
+        <w:rPr>
+          <w:rStyle w:val="NormalTok"/>
+        </w:rPr>
+        <w:t xml:space="preserve">      </w:t>
+      </w:r>
+      <w:r>
+        <w:rPr>
+          <w:rStyle w:val="DataTypeTok"/>
+        </w:rPr>
+        <w:t xml:space="preserve">"command"</w:t>
+      </w:r>
+      <w:r>
+        <w:rPr>
+          <w:rStyle w:val="FunctionTok"/>
+        </w:rPr>
+        <w:t xml:space="preserve">:</w:t>
+      </w:r>
+      <w:r>
+        <w:rPr>
+          <w:rStyle w:val="NormalTok"/>
+        </w:rPr>
+        <w:t xml:space="preserve"> </w:t>
+      </w:r>
+      <w:r>
+        <w:rPr>
+          <w:rStyle w:val="StringTok"/>
+        </w:rPr>
+        <w:t xml:space="preserve">"npx"</w:t>
+      </w:r>
+      <w:r>
+        <w:rPr>
+          <w:rStyle w:val="FunctionTok"/>
+        </w:rPr>
+        <w:t xml:space="preserve">,</w:t>
+      </w:r>
+      <w:r>
+        <w:br/>
+      </w:r>
+      <w:r>
+        <w:rPr>
+          <w:rStyle w:val="NormalTok"/>
+        </w:rPr>
+        <w:t xml:space="preserve">      </w:t>
+      </w:r>
+      <w:r>
+        <w:rPr>
+          <w:rStyle w:val="DataTypeTok"/>
+        </w:rPr>
+        <w:t xml:space="preserve">"args"</w:t>
+      </w:r>
+      <w:r>
+        <w:rPr>
+          <w:rStyle w:val="FunctionTok"/>
+        </w:rPr>
+        <w:t xml:space="preserve">:</w:t>
+      </w:r>
+      <w:r>
+        <w:rPr>
+          <w:rStyle w:val="NormalTok"/>
+        </w:rPr>
+        <w:t xml:space="preserve"> </w:t>
+      </w:r>
+      <w:r>
+        <w:rPr>
+          <w:rStyle w:val="OtherTok"/>
+        </w:rPr>
+        <w:t xml:space="preserve">[</w:t>
+      </w:r>
+      <w:r>
+        <w:rPr>
+          <w:rStyle w:val="StringTok"/>
+        </w:rPr>
+        <w:t xml:space="preserve">"-y"</w:t>
+      </w:r>
+      <w:r>
+        <w:rPr>
+          <w:rStyle w:val="OtherTok"/>
+        </w:rPr>
+        <w:t xml:space="preserve">,</w:t>
+      </w:r>
+      <w:r>
+        <w:rPr>
+          <w:rStyle w:val="NormalTok"/>
+        </w:rPr>
+        <w:t xml:space="preserve"> </w:t>
+      </w:r>
+      <w:r>
+        <w:rPr>
+          <w:rStyle w:val="StringTok"/>
+        </w:rPr>
+        <w:t xml:space="preserve">"@colbymchenry/codegraph"</w:t>
+      </w:r>
+      <w:r>
+        <w:rPr>
+          <w:rStyle w:val="OtherTok"/>
+        </w:rPr>
+        <w:t xml:space="preserve">,</w:t>
+      </w:r>
+      <w:r>
+        <w:rPr>
+          <w:rStyle w:val="NormalTok"/>
+        </w:rPr>
+        <w:t xml:space="preserve"> </w:t>
+      </w:r>
+      <w:r>
+        <w:rPr>
+          <w:rStyle w:val="StringTok"/>
+        </w:rPr>
+        <w:t xml:space="preserve">"serve"</w:t>
+      </w:r>
+      <w:r>
+        <w:rPr>
+          <w:rStyle w:val="OtherTok"/>
+        </w:rPr>
+        <w:t xml:space="preserve">,</w:t>
+      </w:r>
+      <w:r>
+        <w:rPr>
+          <w:rStyle w:val="NormalTok"/>
+        </w:rPr>
+        <w:t xml:space="preserve"> </w:t>
+      </w:r>
+      <w:r>
+        <w:rPr>
+          <w:rStyle w:val="StringTok"/>
+        </w:rPr>
+        <w:t xml:space="preserve">"--mcp"</w:t>
+      </w:r>
+      <w:r>
+        <w:rPr>
+          <w:rStyle w:val="OtherTok"/>
+        </w:rPr>
+        <w:t xml:space="preserve">]</w:t>
+      </w:r>
+      <w:r>
+        <w:br/>
+      </w:r>
+      <w:r>
+        <w:rPr>
+          <w:rStyle w:val="NormalTok"/>
+        </w:rPr>
+        <w:t xml:space="preserve">    </w:t>
+      </w:r>
+      <w:r>
+        <w:rPr>
+          <w:rStyle w:val="FunctionTok"/>
+        </w:rPr>
+        <w:t xml:space="preserve">}</w:t>
+      </w:r>
+      <w:r>
+        <w:br/>
+      </w:r>
+      <w:r>
+        <w:rPr>
+          <w:rStyle w:val="NormalTok"/>
+        </w:rPr>
+        <w:t xml:space="preserve">  </w:t>
+      </w:r>
+      <w:r>
+        <w:rPr>
+          <w:rStyle w:val="FunctionTok"/>
+        </w:rPr>
+        <w:t xml:space="preserve">}</w:t>
+      </w:r>
+      <w:r>
+        <w:br/>
+      </w:r>
+      <w:r>
+        <w:rPr>
+          <w:rStyle w:val="FunctionTok"/>
+        </w:rPr>
+        <w:t xml:space="preserve">}</w:t>
+      </w:r>
+    </w:p>
     <w:bookmarkEnd w:id="19"/>
-    <w:bookmarkStart w:id="20" w:name="Xd12d0b5d2b9e416fa72173edfd5e468941f7faa"/>
-    <w:p>
-      <w:pPr>
-        <w:pStyle w:val="Heading3"/>
-      </w:pPr>
-      <w:r>
-        <w:t xml:space="preserve">4.5 Kimi CLI</w:t>
-      </w:r>
-    </w:p>
-    <w:p>
-      <w:pPr>
-        <w:pStyle w:val="FirstParagraph"/>
-      </w:pPr>
-      <w:r>
-        <w:t xml:space="preserve">Kimi CLI's MCP support is configured via</w:t>
-      </w:r>
-      <w:r>
-        <w:t xml:space="preserve"> </w:t>
-      </w:r>
-      <w:r>
-        <w:rPr>
-          <w:rStyle w:val="VerbatimChar"/>
-        </w:rPr>
-        <w:t xml:space="preserve">~/.kimi/mcp.json</w:t>
-      </w:r>
-      <w:r>
-        <w:t xml:space="preserve"> </w:t>
-      </w:r>
-      <w:r>
-        <w:t xml:space="preserve">(subject to upstream changes):</w:t>
-      </w:r>
-    </w:p>
-    <w:p>
-      <w:pPr>
-        <w:pStyle w:val="SourceCode"/>
-      </w:pPr>
-      <w:r>
-        <w:rPr>
-          <w:rStyle w:val="FunctionTok"/>
-        </w:rPr>
-        <w:t xml:space="preserve">{</w:t>
-      </w:r>
-      <w:r>
-        <w:br/>
-      </w:r>
-      <w:r>
-        <w:rPr>
-          <w:rStyle w:val="NormalTok"/>
-        </w:rPr>
-        <w:t xml:space="preserve">  </w:t>
-      </w:r>
-      <w:r>
-        <w:rPr>
-          <w:rStyle w:val="DataTypeTok"/>
-        </w:rPr>
-        <w:t xml:space="preserve">"servers"</w:t>
-      </w:r>
-      <w:r>
-        <w:rPr>
-          <w:rStyle w:val="FunctionTok"/>
-        </w:rPr>
-        <w:t xml:space="preserve">:</w:t>
-      </w:r>
-      <w:r>
-        <w:rPr>
-          <w:rStyle w:val="NormalTok"/>
-        </w:rPr>
-        <w:t xml:space="preserve"> </w:t>
-      </w:r>
-      <w:r>
-        <w:rPr>
-          <w:rStyle w:val="FunctionTok"/>
-        </w:rPr>
-        <w:t xml:space="preserve">{</w:t>
-      </w:r>
-      <w:r>
-        <w:br/>
-      </w:r>
-      <w:r>
-        <w:rPr>
-          <w:rStyle w:val="NormalTok"/>
-        </w:rPr>
-        <w:t xml:space="preserve">    </w:t>
-      </w:r>
-      <w:r>
-        <w:rPr>
-          <w:rStyle w:val="DataTypeTok"/>
-        </w:rPr>
-        <w:t xml:space="preserve">"codegraph"</w:t>
-      </w:r>
-      <w:r>
-        <w:rPr>
-          <w:rStyle w:val="FunctionTok"/>
-        </w:rPr>
-        <w:t xml:space="preserve">:</w:t>
-      </w:r>
-      <w:r>
-        <w:rPr>
-          <w:rStyle w:val="NormalTok"/>
-        </w:rPr>
-        <w:t xml:space="preserve"> </w:t>
-      </w:r>
-      <w:r>
-        <w:rPr>
-          <w:rStyle w:val="FunctionTok"/>
-        </w:rPr>
-        <w:t xml:space="preserve">{</w:t>
-      </w:r>
-      <w:r>
-        <w:br/>
-      </w:r>
-      <w:r>
-        <w:rPr>
-          <w:rStyle w:val="NormalTok"/>
-        </w:rPr>
-        <w:t xml:space="preserve">      </w:t>
-      </w:r>
-      <w:r>
-        <w:rPr>
-          <w:rStyle w:val="DataTypeTok"/>
-        </w:rPr>
-        <w:t xml:space="preserve">"command"</w:t>
-      </w:r>
-      <w:r>
-        <w:rPr>
-          <w:rStyle w:val="FunctionTok"/>
-        </w:rPr>
-        <w:t xml:space="preserve">:</w:t>
-      </w:r>
-      <w:r>
-        <w:rPr>
-          <w:rStyle w:val="NormalTok"/>
-        </w:rPr>
-        <w:t xml:space="preserve"> </w:t>
-      </w:r>
-      <w:r>
-        <w:rPr>
-          <w:rStyle w:val="StringTok"/>
-        </w:rPr>
-        <w:t xml:space="preserve">"npx"</w:t>
-      </w:r>
-      <w:r>
-        <w:rPr>
-          <w:rStyle w:val="FunctionTok"/>
-        </w:rPr>
-        <w:t xml:space="preserve">,</w:t>
-      </w:r>
-      <w:r>
-        <w:br/>
-      </w:r>
-      <w:r>
-        <w:rPr>
-          <w:rStyle w:val="NormalTok"/>
-        </w:rPr>
-        <w:t xml:space="preserve">      </w:t>
-      </w:r>
-      <w:r>
-        <w:rPr>
-          <w:rStyle w:val="DataTypeTok"/>
-        </w:rPr>
-        <w:t xml:space="preserve">"args"</w:t>
-      </w:r>
-      <w:r>
-        <w:rPr>
-          <w:rStyle w:val="FunctionTok"/>
-        </w:rPr>
-        <w:t xml:space="preserve">:</w:t>
-      </w:r>
-      <w:r>
-        <w:rPr>
-          <w:rStyle w:val="NormalTok"/>
-        </w:rPr>
-        <w:t xml:space="preserve"> </w:t>
-      </w:r>
-      <w:r>
-        <w:rPr>
-          <w:rStyle w:val="OtherTok"/>
-        </w:rPr>
-        <w:t xml:space="preserve">[</w:t>
-      </w:r>
-      <w:r>
-        <w:rPr>
-          <w:rStyle w:val="StringTok"/>
-        </w:rPr>
-        <w:t xml:space="preserve">"-y"</w:t>
-      </w:r>
-      <w:r>
-        <w:rPr>
-          <w:rStyle w:val="OtherTok"/>
-        </w:rPr>
-        <w:t xml:space="preserve">,</w:t>
-      </w:r>
-      <w:r>
-        <w:rPr>
-          <w:rStyle w:val="NormalTok"/>
-        </w:rPr>
-        <w:t xml:space="preserve"> </w:t>
-      </w:r>
-      <w:r>
-        <w:rPr>
-          <w:rStyle w:val="StringTok"/>
-        </w:rPr>
-        <w:t xml:space="preserve">"@colbymchenry/codegraph"</w:t>
-      </w:r>
-      <w:r>
-        <w:rPr>
-          <w:rStyle w:val="OtherTok"/>
-        </w:rPr>
-        <w:t xml:space="preserve">,</w:t>
-      </w:r>
-      <w:r>
-        <w:rPr>
-          <w:rStyle w:val="NormalTok"/>
-        </w:rPr>
-        <w:t xml:space="preserve"> </w:t>
-      </w:r>
-      <w:r>
-        <w:rPr>
-          <w:rStyle w:val="StringTok"/>
-        </w:rPr>
-        <w:t xml:space="preserve">"serve"</w:t>
-      </w:r>
-      <w:r>
-        <w:rPr>
-          <w:rStyle w:val="OtherTok"/>
-        </w:rPr>
-        <w:t xml:space="preserve">,</w:t>
-      </w:r>
-      <w:r>
-        <w:rPr>
-          <w:rStyle w:val="NormalTok"/>
-        </w:rPr>
-        <w:t xml:space="preserve"> </w:t>
-      </w:r>
-      <w:r>
-        <w:rPr>
-          <w:rStyle w:val="StringTok"/>
-        </w:rPr>
-        <w:t xml:space="preserve">"--mcp"</w:t>
-      </w:r>
-      <w:r>
-        <w:rPr>
-          <w:rStyle w:val="OtherTok"/>
-        </w:rPr>
-        <w:t xml:space="preserve">]</w:t>
-      </w:r>
-      <w:r>
-        <w:br/>
-      </w:r>
-      <w:r>
-        <w:rPr>
-          <w:rStyle w:val="NormalTok"/>
-        </w:rPr>
-        <w:t xml:space="preserve">    </w:t>
-      </w:r>
-      <w:r>
-        <w:rPr>
-          <w:rStyle w:val="FunctionTok"/>
-        </w:rPr>
-        <w:t xml:space="preserve">}</w:t>
-      </w:r>
-      <w:r>
-        <w:br/>
-      </w:r>
-      <w:r>
-        <w:rPr>
-          <w:rStyle w:val="NormalTok"/>
-        </w:rPr>
-        <w:t xml:space="preserve">  </w:t>
-      </w:r>
-      <w:r>
-        <w:rPr>
-          <w:rStyle w:val="FunctionTok"/>
-        </w:rPr>
-        <w:t xml:space="preserve">}</w:t>
-      </w:r>
-      <w:r>
-        <w:br/>
-      </w:r>
-      <w:r>
-        <w:rPr>
-          <w:rStyle w:val="FunctionTok"/>
-        </w:rPr>
-        <w:t xml:space="preserve">}</w:t>
-      </w:r>
-    </w:p>
-    <w:p>
-      <w:pPr>
-        <w:pStyle w:val="FirstParagraph"/>
-      </w:pPr>
-      <w:r>
-        <w:t xml:space="preserve">If Kimi CLI's MCP path differs from the canonical Claude Code shape (the spec is still evolving), the operator MUST adjust per the active Kimi CLI version's docs. Filed as</w:t>
-      </w:r>
-      <w:r>
-        <w:t xml:space="preserve"> </w:t>
-      </w:r>
-      <w:r>
-        <w:rPr>
-          <w:rStyle w:val="VerbatimChar"/>
-        </w:rPr>
-        <w:t xml:space="preserve">HRD-083</w:t>
-      </w:r>
-      <w:r>
-        <w:t xml:space="preserve"> </w:t>
-      </w:r>
-      <w:r>
-        <w:t xml:space="preserve">if the wiring needs Herald-side code.</w:t>
-      </w:r>
-    </w:p>
     <w:bookmarkEnd w:id="20"/>
-    <w:bookmarkStart w:id="21" w:name="Xfaf93096c50ad60f672782e1963e590f850e5e2"/>
-    <w:p>
-      <w:pPr>
-        <w:pStyle w:val="Heading3"/>
-      </w:pPr>
-      <w:r>
-        <w:t xml:space="preserve">4.6 Crush</w:t>
-      </w:r>
-    </w:p>
-    <w:p>
-      <w:pPr>
-        <w:pStyle w:val="FirstParagraph"/>
-      </w:pPr>
-      <w:r>
-        <w:t xml:space="preserve">Crush's MCP wiring follows the same pattern. Consult Crush's MCP docs for the exact config-file path; the</w:t>
-      </w:r>
-      <w:r>
-        <w:t xml:space="preserve"> </w:t>
-      </w:r>
-      <w:r>
-        <w:rPr>
-          <w:rStyle w:val="VerbatimChar"/>
-        </w:rPr>
-        <w:t xml:space="preserve">command</w:t>
-      </w:r>
-      <w:r>
-        <w:t xml:space="preserve">/</w:t>
-      </w:r>
-      <w:r>
-        <w:rPr>
-          <w:rStyle w:val="VerbatimChar"/>
-        </w:rPr>
-        <w:t xml:space="preserve">args</w:t>
-      </w:r>
-      <w:r>
-        <w:t xml:space="preserve"> </w:t>
-      </w:r>
-      <w:r>
-        <w:t xml:space="preserve">payload above is the same.</w:t>
-      </w:r>
-    </w:p>
-    <w:bookmarkEnd w:id="21"/>
-    <w:bookmarkStart w:id="22" w:name="X26e828414d10d87a6ec9d331c2208fb1bfff99d"/>
-    <w:p>
-      <w:pPr>
-        <w:pStyle w:val="Heading3"/>
-      </w:pPr>
-      <w:r>
-        <w:t xml:space="preserve">4.7 Qwen Code</w:t>
-      </w:r>
-    </w:p>
-    <w:p>
-      <w:pPr>
-        <w:pStyle w:val="FirstParagraph"/>
-      </w:pPr>
-      <w:r>
-        <w:t xml:space="preserve">Qwen Code MCP support is documented in the parent constitution submodule's</w:t>
-      </w:r>
-      <w:r>
-        <w:t xml:space="preserve"> </w:t>
-      </w:r>
-      <w:r>
-        <w:rPr>
-          <w:rStyle w:val="VerbatimChar"/>
-        </w:rPr>
-        <w:t xml:space="preserve">QWEN.md</w:t>
-      </w:r>
-      <w:r>
-        <w:t xml:space="preserve">. Add the same MCP server block to</w:t>
-      </w:r>
-      <w:r>
-        <w:t xml:space="preserve"> </w:t>
-      </w:r>
-      <w:r>
-        <w:rPr>
-          <w:rStyle w:val="VerbatimChar"/>
-        </w:rPr>
-        <w:t xml:space="preserve">~/.qwen/mcp.json</w:t>
-      </w:r>
-      <w:r>
-        <w:t xml:space="preserve"> </w:t>
-      </w:r>
-      <w:r>
-        <w:t xml:space="preserve">(or per active Qwen Code version's MCP config path):</w:t>
-      </w:r>
-    </w:p>
-    <w:p>
-      <w:pPr>
-        <w:pStyle w:val="SourceCode"/>
-      </w:pPr>
-      <w:r>
-        <w:rPr>
-          <w:rStyle w:val="FunctionTok"/>
-        </w:rPr>
-        <w:t xml:space="preserve">{</w:t>
-      </w:r>
-      <w:r>
-        <w:br/>
-      </w:r>
-      <w:r>
-        <w:rPr>
-          <w:rStyle w:val="NormalTok"/>
-        </w:rPr>
-        <w:t xml:space="preserve">  </w:t>
-      </w:r>
-      <w:r>
-        <w:rPr>
-          <w:rStyle w:val="DataTypeTok"/>
-        </w:rPr>
-        <w:t xml:space="preserve">"mcpServers"</w:t>
-      </w:r>
-      <w:r>
-        <w:rPr>
-          <w:rStyle w:val="FunctionTok"/>
-        </w:rPr>
-        <w:t xml:space="preserve">:</w:t>
-      </w:r>
-      <w:r>
-        <w:rPr>
-          <w:rStyle w:val="NormalTok"/>
-        </w:rPr>
-        <w:t xml:space="preserve"> </w:t>
-      </w:r>
-      <w:r>
-        <w:rPr>
-          <w:rStyle w:val="FunctionTok"/>
-        </w:rPr>
-        <w:t xml:space="preserve">{</w:t>
-      </w:r>
-      <w:r>
-        <w:br/>
-      </w:r>
-      <w:r>
-        <w:rPr>
-          <w:rStyle w:val="NormalTok"/>
-        </w:rPr>
-        <w:t xml:space="preserve">    </w:t>
-      </w:r>
-      <w:r>
-        <w:rPr>
-          <w:rStyle w:val="DataTypeTok"/>
-        </w:rPr>
-        <w:t xml:space="preserve">"codegraph"</w:t>
-      </w:r>
-      <w:r>
-        <w:rPr>
-          <w:rStyle w:val="FunctionTok"/>
-        </w:rPr>
-        <w:t xml:space="preserve">:</w:t>
-      </w:r>
-      <w:r>
-        <w:rPr>
-          <w:rStyle w:val="NormalTok"/>
-        </w:rPr>
-        <w:t xml:space="preserve"> </w:t>
-      </w:r>
-      <w:r>
-        <w:rPr>
-          <w:rStyle w:val="FunctionTok"/>
-        </w:rPr>
-        <w:t xml:space="preserve">{</w:t>
-      </w:r>
-      <w:r>
-        <w:br/>
-      </w:r>
-      <w:r>
-        <w:rPr>
-          <w:rStyle w:val="NormalTok"/>
-        </w:rPr>
-        <w:t xml:space="preserve">      </w:t>
-      </w:r>
-      <w:r>
-        <w:rPr>
-          <w:rStyle w:val="DataTypeTok"/>
-        </w:rPr>
-        <w:t xml:space="preserve">"command"</w:t>
-      </w:r>
-      <w:r>
-        <w:rPr>
-          <w:rStyle w:val="FunctionTok"/>
-        </w:rPr>
-        <w:t xml:space="preserve">:</w:t>
-      </w:r>
-      <w:r>
-        <w:rPr>
-          <w:rStyle w:val="NormalTok"/>
-        </w:rPr>
-        <w:t xml:space="preserve"> </w:t>
-      </w:r>
-      <w:r>
-        <w:rPr>
-          <w:rStyle w:val="StringTok"/>
-        </w:rPr>
-        <w:t xml:space="preserve">"npx"</w:t>
-      </w:r>
-      <w:r>
-        <w:rPr>
-          <w:rStyle w:val="FunctionTok"/>
-        </w:rPr>
-        <w:t xml:space="preserve">,</w:t>
-      </w:r>
-      <w:r>
-        <w:br/>
-      </w:r>
-      <w:r>
-        <w:rPr>
-          <w:rStyle w:val="NormalTok"/>
-        </w:rPr>
-        <w:t xml:space="preserve">      </w:t>
-      </w:r>
-      <w:r>
-        <w:rPr>
-          <w:rStyle w:val="DataTypeTok"/>
-        </w:rPr>
-        <w:t xml:space="preserve">"args"</w:t>
-      </w:r>
-      <w:r>
-        <w:rPr>
-          <w:rStyle w:val="FunctionTok"/>
-        </w:rPr>
-        <w:t xml:space="preserve">:</w:t>
-      </w:r>
-      <w:r>
-        <w:rPr>
-          <w:rStyle w:val="NormalTok"/>
-        </w:rPr>
-        <w:t xml:space="preserve"> </w:t>
-      </w:r>
-      <w:r>
-        <w:rPr>
-          <w:rStyle w:val="OtherTok"/>
-        </w:rPr>
-        <w:t xml:space="preserve">[</w:t>
-      </w:r>
-      <w:r>
-        <w:rPr>
-          <w:rStyle w:val="StringTok"/>
-        </w:rPr>
-        <w:t xml:space="preserve">"-y"</w:t>
-      </w:r>
-      <w:r>
-        <w:rPr>
-          <w:rStyle w:val="OtherTok"/>
-        </w:rPr>
-        <w:t xml:space="preserve">,</w:t>
-      </w:r>
-      <w:r>
-        <w:rPr>
-          <w:rStyle w:val="NormalTok"/>
-        </w:rPr>
-        <w:t xml:space="preserve"> </w:t>
-      </w:r>
-      <w:r>
-        <w:rPr>
-          <w:rStyle w:val="StringTok"/>
-        </w:rPr>
-        <w:t xml:space="preserve">"@colbymchenry/codegraph"</w:t>
-      </w:r>
-      <w:r>
-        <w:rPr>
-          <w:rStyle w:val="OtherTok"/>
-        </w:rPr>
-        <w:t xml:space="preserve">,</w:t>
-      </w:r>
-      <w:r>
-        <w:rPr>
-          <w:rStyle w:val="NormalTok"/>
-        </w:rPr>
-        <w:t xml:space="preserve"> </w:t>
-      </w:r>
-      <w:r>
-        <w:rPr>
-          <w:rStyle w:val="StringTok"/>
-        </w:rPr>
-        <w:t xml:space="preserve">"serve"</w:t>
-      </w:r>
-      <w:r>
-        <w:rPr>
-          <w:rStyle w:val="OtherTok"/>
-        </w:rPr>
-        <w:t xml:space="preserve">,</w:t>
-      </w:r>
-      <w:r>
-        <w:rPr>
-          <w:rStyle w:val="NormalTok"/>
-        </w:rPr>
-        <w:t xml:space="preserve"> </w:t>
-      </w:r>
-      <w:r>
-        <w:rPr>
-          <w:rStyle w:val="StringTok"/>
-        </w:rPr>
-        <w:t xml:space="preserve">"--mcp"</w:t>
-      </w:r>
-      <w:r>
-        <w:rPr>
-          <w:rStyle w:val="OtherTok"/>
-        </w:rPr>
-        <w:t xml:space="preserve">]</w:t>
-      </w:r>
-      <w:r>
-        <w:br/>
-      </w:r>
-      <w:r>
-        <w:rPr>
-          <w:rStyle w:val="NormalTok"/>
-        </w:rPr>
-        <w:t xml:space="preserve">    </w:t>
-      </w:r>
-      <w:r>
-        <w:rPr>
-          <w:rStyle w:val="FunctionTok"/>
-        </w:rPr>
-        <w:t xml:space="preserve">}</w:t>
-      </w:r>
-      <w:r>
-        <w:br/>
-      </w:r>
-      <w:r>
-        <w:rPr>
-          <w:rStyle w:val="NormalTok"/>
-        </w:rPr>
-        <w:t xml:space="preserve">  </w:t>
-      </w:r>
-      <w:r>
-        <w:rPr>
-          <w:rStyle w:val="FunctionTok"/>
-        </w:rPr>
-        <w:t xml:space="preserve">}</w:t>
-      </w:r>
-      <w:r>
-        <w:br/>
-      </w:r>
-      <w:r>
-        <w:rPr>
-          <w:rStyle w:val="FunctionTok"/>
-        </w:rPr>
-        <w:t xml:space="preserve">}</w:t>
-      </w:r>
-    </w:p>
-    <w:bookmarkEnd w:id="22"/>
-    <w:bookmarkEnd w:id="23"/>
-    <w:bookmarkStart w:id="24" w:name="X1e943438739eebbf3346f1f3e47d16d05260b66"/>
+    <w:bookmarkStart w:id="21" w:name="X1e943438739eebbf3346f1f3e47d16d05260b66"/>
     <w:p>
       <w:pPr>
         <w:pStyle w:val="Heading2"/>
@@ -2862,8 +2812,8 @@
         <w:t xml:space="preserve">).</w:t>
       </w:r>
     </w:p>
-    <w:bookmarkEnd w:id="24"/>
-    <w:bookmarkStart w:id="25" w:name="X3201749852603fe0fc6e41a98925dcb6a85f48d"/>
+    <w:bookmarkEnd w:id="21"/>
+    <w:bookmarkStart w:id="22" w:name="X3201749852603fe0fc6e41a98925dcb6a85f48d"/>
     <w:p>
       <w:pPr>
         <w:pStyle w:val="Heading2"/>
@@ -3066,8 +3016,8 @@
         <w:t xml:space="preserve">— Subagent-driven-by-default. CodeGraph is the substrate that makes the subagent default cheap (≈ 92% fewer tool calls per its benchmarks); the two clauses compose: subagents-by-default for parallelism + CodeGraph for per-subagent efficiency.</w:t>
       </w:r>
     </w:p>
-    <w:bookmarkEnd w:id="25"/>
-    <w:bookmarkEnd w:id="26"/>
+    <w:bookmarkEnd w:id="22"/>
+    <w:bookmarkEnd w:id="23"/>
     <w:sectPr>
       <w:footnotePr>
         <w:numRestart w:val="eachSect"/>

--- a/docs/guides/CODEGRAPH_INTEGRATION.docx
+++ b/docs/guides/CODEGRAPH_INTEGRATION.docx
@@ -10,7 +10,7 @@
         <w:t xml:space="preserve">Herald</w:t>
       </w:r>
     </w:p>
-    <w:bookmarkStart w:id="23" w:name="codegraph-integration"/>
+    <w:bookmarkStart w:id="26" w:name="codegraph-integration"/>
     <w:p>
       <w:pPr>
         <w:pStyle w:val="Heading1"/>
@@ -3017,7 +3017,304 @@
       </w:r>
     </w:p>
     <w:bookmarkEnd w:id="22"/>
-    <w:bookmarkEnd w:id="23"/>
+    <w:bookmarkStart w:id="25" w:name="sources-verified"/>
+    <w:p>
+      <w:pPr>
+        <w:pStyle w:val="Heading2"/>
+      </w:pPr>
+      <w:r>
+        <w:t xml:space="preserve">Sources verified</w:t>
+      </w:r>
+    </w:p>
+    <w:p>
+      <w:pPr>
+        <w:pStyle w:val="FirstParagraph"/>
+      </w:pPr>
+      <w:r>
+        <w:t xml:space="preserve">This guide documents the external</w:t>
+      </w:r>
+      <w:r>
+        <w:t xml:space="preserve"> </w:t>
+      </w:r>
+      <w:r>
+        <w:rPr>
+          <w:b/>
+          <w:bCs/>
+        </w:rPr>
+        <w:t xml:space="preserve">CodeGraph</w:t>
+      </w:r>
+      <w:r>
+        <w:t xml:space="preserve"> </w:t>
+      </w:r>
+      <w:r>
+        <w:t xml:space="preserve">tool (</w:t>
+      </w:r>
+      <w:r>
+        <w:rPr>
+          <w:rStyle w:val="VerbatimChar"/>
+        </w:rPr>
+        <w:t xml:space="preserve">@colbymchenry/codegraph</w:t>
+      </w:r>
+      <w:r>
+        <w:t xml:space="preserve">, MIT) plus Herald's own setup/validate scripts. Per §11.4.99 the external-tool claims were cross-referenced against the tool's published source before this footer landed.</w:t>
+      </w:r>
+    </w:p>
+    <w:p>
+      <w:pPr>
+        <w:pStyle w:val="BodyText"/>
+      </w:pPr>
+      <w:r>
+        <w:rPr>
+          <w:b/>
+          <w:bCs/>
+        </w:rPr>
+        <w:t xml:space="preserve">Verified 2026-05-30:</w:t>
+      </w:r>
+      <w:r>
+        <w:t xml:space="preserve"> </w:t>
+      </w:r>
+      <w:hyperlink r:id="rId23">
+        <w:r>
+          <w:rPr>
+            <w:rStyle w:val="Hyperlink"/>
+          </w:rPr>
+          <w:t xml:space="preserve">https://github.com/colbymchenry/codegraph</w:t>
+        </w:r>
+      </w:hyperlink>
+      <w:r>
+        <w:t xml:space="preserve"> </w:t>
+      </w:r>
+      <w:r>
+        <w:t xml:space="preserve">(CodeGraph upstream — package name, MIT license,</w:t>
+      </w:r>
+      <w:r>
+        <w:t xml:space="preserve"> </w:t>
+      </w:r>
+      <w:r>
+        <w:rPr>
+          <w:rStyle w:val="VerbatimChar"/>
+        </w:rPr>
+        <w:t xml:space="preserve">serve --mcp</w:t>
+      </w:r>
+      <w:r>
+        <w:t xml:space="preserve"> </w:t>
+      </w:r>
+      <w:r>
+        <w:t xml:space="preserve">/</w:t>
+      </w:r>
+      <w:r>
+        <w:t xml:space="preserve"> </w:t>
+      </w:r>
+      <w:r>
+        <w:rPr>
+          <w:rStyle w:val="VerbatimChar"/>
+        </w:rPr>
+        <w:t xml:space="preserve">install</w:t>
+      </w:r>
+      <w:r>
+        <w:t xml:space="preserve"> </w:t>
+      </w:r>
+      <w:r>
+        <w:t xml:space="preserve">/</w:t>
+      </w:r>
+      <w:r>
+        <w:t xml:space="preserve"> </w:t>
+      </w:r>
+      <w:r>
+        <w:rPr>
+          <w:rStyle w:val="VerbatimChar"/>
+        </w:rPr>
+        <w:t xml:space="preserve">sync</w:t>
+      </w:r>
+      <w:r>
+        <w:t xml:space="preserve"> </w:t>
+      </w:r>
+      <w:r>
+        <w:t xml:space="preserve">/</w:t>
+      </w:r>
+      <w:r>
+        <w:t xml:space="preserve"> </w:t>
+      </w:r>
+      <w:r>
+        <w:rPr>
+          <w:rStyle w:val="VerbatimChar"/>
+        </w:rPr>
+        <w:t xml:space="preserve">status</w:t>
+      </w:r>
+      <w:r>
+        <w:t xml:space="preserve"> </w:t>
+      </w:r>
+      <w:r>
+        <w:t xml:space="preserve">/</w:t>
+      </w:r>
+      <w:r>
+        <w:t xml:space="preserve"> </w:t>
+      </w:r>
+      <w:r>
+        <w:rPr>
+          <w:rStyle w:val="VerbatimChar"/>
+        </w:rPr>
+        <w:t xml:space="preserve">visualize</w:t>
+      </w:r>
+      <w:r>
+        <w:t xml:space="preserve"> </w:t>
+      </w:r>
+      <w:r>
+        <w:t xml:space="preserve">subcommands, the ≈92%-fewer-tool-calls / ≈71%-faster-Explore benchmark claims, and the per-agent MCP-config shapes cited in §4);</w:t>
+      </w:r>
+      <w:r>
+        <w:t xml:space="preserve"> </w:t>
+      </w:r>
+      <w:hyperlink r:id="rId24">
+        <w:r>
+          <w:rPr>
+            <w:rStyle w:val="Hyperlink"/>
+          </w:rPr>
+          <w:t xml:space="preserve">https://www.npmjs.com/package/@colbymchenry/codegraph</w:t>
+        </w:r>
+      </w:hyperlink>
+      <w:r>
+        <w:t xml:space="preserve"> </w:t>
+      </w:r>
+      <w:r>
+        <w:t xml:space="preserve">(npm distribution invoked via</w:t>
+      </w:r>
+      <w:r>
+        <w:t xml:space="preserve"> </w:t>
+      </w:r>
+      <w:r>
+        <w:rPr>
+          <w:rStyle w:val="VerbatimChar"/>
+        </w:rPr>
+        <w:t xml:space="preserve">npx -y @colbymchenry/codegraph</w:t>
+      </w:r>
+      <w:r>
+        <w:t xml:space="preserve">).</w:t>
+      </w:r>
+    </w:p>
+    <w:p>
+      <w:pPr>
+        <w:pStyle w:val="BodyText"/>
+      </w:pPr>
+      <w:r>
+        <w:t xml:space="preserve">In-repo (read 2026-05-30):</w:t>
+      </w:r>
+      <w:r>
+        <w:t xml:space="preserve"> </w:t>
+      </w:r>
+      <w:r>
+        <w:rPr>
+          <w:rStyle w:val="VerbatimChar"/>
+        </w:rPr>
+        <w:t xml:space="preserve">scripts/codegraph_setup.sh</w:t>
+      </w:r>
+      <w:r>
+        <w:t xml:space="preserve">,</w:t>
+      </w:r>
+      <w:r>
+        <w:t xml:space="preserve"> </w:t>
+      </w:r>
+      <w:r>
+        <w:rPr>
+          <w:rStyle w:val="VerbatimChar"/>
+        </w:rPr>
+        <w:t xml:space="preserve">scripts/codegraph_validate.sh</w:t>
+      </w:r>
+      <w:r>
+        <w:t xml:space="preserve"> </w:t>
+      </w:r>
+      <w:r>
+        <w:t xml:space="preserve">(the Herald-side wrappers), and the</w:t>
+      </w:r>
+      <w:r>
+        <w:t xml:space="preserve"> </w:t>
+      </w:r>
+      <w:r>
+        <w:rPr>
+          <w:rStyle w:val="VerbatimChar"/>
+        </w:rPr>
+        <w:t xml:space="preserve">.codegraph/</w:t>
+      </w:r>
+      <w:r>
+        <w:t xml:space="preserve"> </w:t>
+      </w:r>
+      <w:r>
+        <w:t xml:space="preserve">index layout (</w:t>
+      </w:r>
+      <w:r>
+        <w:rPr>
+          <w:rStyle w:val="VerbatimChar"/>
+        </w:rPr>
+        <w:t xml:space="preserve">codegraph.db</w:t>
+      </w:r>
+      <w:r>
+        <w:t xml:space="preserve"> </w:t>
+      </w:r>
+      <w:r>
+        <w:t xml:space="preserve">+</w:t>
+      </w:r>
+      <w:r>
+        <w:t xml:space="preserve"> </w:t>
+      </w:r>
+      <w:r>
+        <w:rPr>
+          <w:rStyle w:val="VerbatimChar"/>
+        </w:rPr>
+        <w:t xml:space="preserve">config.json</w:t>
+      </w:r>
+      <w:r>
+        <w:t xml:space="preserve">, both gitignored). The MCP-client config paths for OpenCode / Cursor / Kimi CLI / Crush / Qwen Code are upstream-evolving and MUST be reconfirmed against each client's active-version docs before use — flagged inline in §4.5/§4.6/§4.7.</w:t>
+      </w:r>
+    </w:p>
+    <w:p>
+      <w:pPr>
+        <w:pStyle w:val="BodyText"/>
+      </w:pPr>
+      <w:r>
+        <w:rPr>
+          <w:b/>
+          <w:bCs/>
+        </w:rPr>
+        <w:t xml:space="preserve">Re-verification cadence (per §11.4.99 (C)):</w:t>
+      </w:r>
+      <w:r>
+        <w:t xml:space="preserve"> </w:t>
+      </w:r>
+      <w:r>
+        <w:t xml:space="preserve">CodeGraph is a package-manager-distributed third-party tool (risk-classified) →</w:t>
+      </w:r>
+      <w:r>
+        <w:t xml:space="preserve"> </w:t>
+      </w:r>
+      <w:r>
+        <w:rPr>
+          <w:b/>
+          <w:bCs/>
+        </w:rPr>
+        <w:t xml:space="preserve">90-day staleness</w:t>
+      </w:r>
+      <w:r>
+        <w:t xml:space="preserve"> </w:t>
+      </w:r>
+      <w:r>
+        <w:t xml:space="preserve">(next due</w:t>
+      </w:r>
+      <w:r>
+        <w:t xml:space="preserve"> </w:t>
+      </w:r>
+      <w:r>
+        <w:rPr>
+          <w:b/>
+          <w:bCs/>
+        </w:rPr>
+        <w:t xml:space="preserve">2026-08-28</w:t>
+      </w:r>
+      <w:r>
+        <w:t xml:space="preserve">); re-verify the npm package name + subcommand surface + MCP config shapes on any CodeGraph major-version bump.</w:t>
+      </w:r>
+    </w:p>
+    <w:bookmarkEnd w:id="25"/>
+    <w:bookmarkEnd w:id="26"/>
     <w:sectPr>
       <w:footnotePr>
         <w:numRestart w:val="eachSect"/>
